--- a/output/tables/table_summary.docx
+++ b/output/tables/table_summary.docx
@@ -65,7 +65,7 @@
           <w:sz w:val="20"/>
           <w:color w:val="333333"/>
         </w:rPr>
-        <w:t xml:space="default">Munich, Germany (48.1°N, 11.6°E), TZ: Europe/Berlin</w:t>
+        <w:t xml:space="default">Munich, Germany, 48.1°N, 11.6°E, TZ: Europe/Berlin</w:t>
       </w:r>
     </w:p>
     <w:tbl xmlns:w="http://schemas.openxmlformats.org/wordprocessingml/2006/main" xmlns:wp="http://schemas.openxmlformats.org/drawingml/2006/wordprocessingDrawing" xmlns:r="http://schemas.openxmlformats.org/officeDocument/2006/relationships" xmlns:w14="http://schemas.microsoft.com/office/word/2010/wordml">
@@ -161,7 +161,7 @@
                 <w:rFonts w:ascii="Calibri" w:hAnsi="Calibri"/>
                 <w:sz w:val="20"/>
               </w:rPr>
-              <w:t xml:space="default"/>
+              <w:t xml:space="preserve">Participants</w:t>
             </w:r>
           </w:p>
         </w:tc>
@@ -262,31 +262,31 @@
                 <w:rFonts w:ascii="Calibri" w:hAnsi="Calibri"/>
                 <w:sz w:val="20"/>
               </w:rPr>
-              <w:t xml:space="default"/>
-            </w:r>
-          </w:p>
-        </w:tc>
-        <w:tc>
-          <w:tcPr>
-            <w:tcBorders>
-              <w:top w:val="single" w:space="0" w:color="D3D3D3"/>
-              <w:bottom w:val="single" w:space="0" w:color="D3D3D3"/>
-              <w:start w:val="single" w:space="0" w:color="D3D3D3"/>
-              <w:end w:val="single" w:space="0" w:color="D3D3D3"/>
-            </w:tcBorders>
-          </w:tcPr>
-          <w:p>
-            <w:pPr>
-              <w:spacing w:before="0" w:after="60"/>
-              <w:keepNext/>
-              <w:jc w:val="start"/>
-            </w:pPr>
-            <w:r>
-              <w:rPr>
-                <w:rFonts w:ascii="Calibri" w:hAnsi="Calibri"/>
-                <w:sz w:val="20"/>
-              </w:rPr>
-              <w:t xml:space="default">&lt;strong&gt;80&lt;/strong&gt; </w:t>
+              <w:t xml:space="preserve">Participant-days</w:t>
+            </w:r>
+          </w:p>
+        </w:tc>
+        <w:tc>
+          <w:tcPr>
+            <w:tcBorders>
+              <w:top w:val="single" w:space="0" w:color="D3D3D3"/>
+              <w:bottom w:val="single" w:space="0" w:color="D3D3D3"/>
+              <w:start w:val="single" w:space="0" w:color="D3D3D3"/>
+              <w:end w:val="single" w:space="0" w:color="D3D3D3"/>
+            </w:tcBorders>
+          </w:tcPr>
+          <w:p>
+            <w:pPr>
+              <w:spacing w:before="0" w:after="60"/>
+              <w:keepNext/>
+              <w:jc w:val="start"/>
+            </w:pPr>
+            <w:r>
+              <w:rPr>
+                <w:rFonts w:ascii="Calibri" w:hAnsi="Calibri"/>
+                <w:sz w:val="20"/>
+              </w:rPr>
+              <w:t xml:space="default">&lt;strong&gt;80&lt;/strong&gt; (8 - 8)</w:t>
             </w:r>
           </w:p>
         </w:tc>
@@ -363,31 +363,31 @@
                 <w:rFonts w:ascii="Calibri" w:hAnsi="Calibri"/>
                 <w:sz w:val="20"/>
               </w:rPr>
-              <w:t xml:space="default"/>
-            </w:r>
-          </w:p>
-        </w:tc>
-        <w:tc>
-          <w:tcPr>
-            <w:tcBorders>
-              <w:top w:val="single" w:space="0" w:color="D3D3D3"/>
-              <w:bottom w:val="single" w:space="0" w:color="D3D3D3"/>
-              <w:start w:val="single" w:space="0" w:color="D3D3D3"/>
-              <w:end w:val="single" w:space="0" w:color="D3D3D3"/>
-            </w:tcBorders>
-          </w:tcPr>
-          <w:p>
-            <w:pPr>
-              <w:spacing w:before="0" w:after="60"/>
-              <w:keepNext/>
-              <w:jc w:val="start"/>
-            </w:pPr>
-            <w:r>
-              <w:rPr>
-                <w:rFonts w:ascii="Calibri" w:hAnsi="Calibri"/>
-                <w:sz w:val="20"/>
-              </w:rPr>
-              <w:t xml:space="default">&lt;strong&gt;60&lt;/strong&gt; </w:t>
+              <w:t xml:space="preserve">Days ≥80% complete</w:t>
+            </w:r>
+          </w:p>
+        </w:tc>
+        <w:tc>
+          <w:tcPr>
+            <w:tcBorders>
+              <w:top w:val="single" w:space="0" w:color="D3D3D3"/>
+              <w:bottom w:val="single" w:space="0" w:color="D3D3D3"/>
+              <w:start w:val="single" w:space="0" w:color="D3D3D3"/>
+              <w:end w:val="single" w:space="0" w:color="D3D3D3"/>
+            </w:tcBorders>
+          </w:tcPr>
+          <w:p>
+            <w:pPr>
+              <w:spacing w:before="0" w:after="60"/>
+              <w:keepNext/>
+              <w:jc w:val="start"/>
+            </w:pPr>
+            <w:r>
+              <w:rPr>
+                <w:rFonts w:ascii="Calibri" w:hAnsi="Calibri"/>
+                <w:sz w:val="20"/>
+              </w:rPr>
+              <w:t xml:space="default">&lt;strong&gt;60&lt;/strong&gt; (6 - 6)</w:t>
             </w:r>
           </w:p>
         </w:tc>
@@ -464,31 +464,31 @@
                 <w:rFonts w:ascii="Calibri" w:hAnsi="Calibri"/>
                 <w:sz w:val="20"/>
               </w:rPr>
-              <w:t xml:space="default"/>
-            </w:r>
-          </w:p>
-        </w:tc>
-        <w:tc>
-          <w:tcPr>
-            <w:tcBorders>
-              <w:top w:val="single" w:space="0" w:color="D3D3D3"/>
-              <w:bottom w:val="single" w:space="0" w:color="D3D3D3"/>
-              <w:start w:val="single" w:space="0" w:color="D3D3D3"/>
-              <w:end w:val="single" w:space="0" w:color="D3D3D3"/>
-            </w:tcBorders>
-          </w:tcPr>
-          <w:p>
-            <w:pPr>
-              <w:spacing w:before="0" w:after="60"/>
-              <w:keepNext/>
-              <w:jc w:val="start"/>
-            </w:pPr>
-            <w:r>
-              <w:rPr>
-                <w:rFonts w:ascii="Calibri" w:hAnsi="Calibri"/>
-                <w:sz w:val="20"/>
-              </w:rPr>
-              <w:t xml:space="default">&lt;strong&gt;15.23%&lt;/strong&gt; (11.55% - 17.27%)</w:t>
+              <w:t xml:space="preserve">Missing/Irregular</w:t>
+            </w:r>
+          </w:p>
+        </w:tc>
+        <w:tc>
+          <w:tcPr>
+            <w:tcBorders>
+              <w:top w:val="single" w:space="0" w:color="D3D3D3"/>
+              <w:bottom w:val="single" w:space="0" w:color="D3D3D3"/>
+              <w:start w:val="single" w:space="0" w:color="D3D3D3"/>
+              <w:end w:val="single" w:space="0" w:color="D3D3D3"/>
+            </w:tcBorders>
+          </w:tcPr>
+          <w:p>
+            <w:pPr>
+              <w:spacing w:before="0" w:after="60"/>
+              <w:keepNext/>
+              <w:jc w:val="start"/>
+            </w:pPr>
+            <w:r>
+              <w:rPr>
+                <w:rFonts w:ascii="Calibri" w:hAnsi="Calibri"/>
+                <w:sz w:val="20"/>
+              </w:rPr>
+              <w:t xml:space="default">&lt;strong&gt;15.0%&lt;/strong&gt; (12.0% - 17.0%)</w:t>
             </w:r>
           </w:p>
         </w:tc>
@@ -565,7 +565,7 @@
                 <w:rFonts w:ascii="Calibri" w:hAnsi="Calibri"/>
                 <w:sz w:val="20"/>
               </w:rPr>
-              <w:t xml:space="default"/>
+              <w:t xml:space="preserve">Photoperiod</w:t>
             </w:r>
           </w:p>
         </w:tc>
@@ -937,7 +937,7 @@
                 <w:rFonts w:ascii="Calibri" w:hAnsi="Calibri"/>
                 <w:sz w:val="20"/>
               </w:rPr>
-              <w:t xml:space="preserve">1–10</w:t>
+              <w:t xml:space="preserve">1-10</w:t>
             </w:r>
             }
           </w:p>
@@ -2495,7 +2495,11 @@
         <w:pStyle w:val="FirstParagraph"/>
       </w:pPr>
     </w:p>
-    <w:sectPr/>
+    <w:sectPr>
+      <w:footnotePr>
+        <w:numRestart w:val="eachSect"/>
+      </w:footnotePr>
+    </w:sectPr>
   </w:body>
 </w:document>
 </file>
@@ -2667,8 +2671,6 @@
     </w:pPr>
     <w:rPr>
       <w:rFonts w:asciiTheme="majorHAnsi" w:cstheme="majorBidi" w:eastAsiaTheme="majorEastAsia" w:hAnsiTheme="majorHAnsi"/>
-      <w:spacing w:val="-10"/>
-      <w:kern w:val="28"/>
       <w:sz w:val="56"/>
       <w:szCs w:val="56"/>
     </w:rPr>
@@ -2681,8 +2683,6 @@
     <w:rsid w:val="00A10FD9"/>
     <w:rPr>
       <w:rFonts w:asciiTheme="majorHAnsi" w:cstheme="majorBidi" w:eastAsiaTheme="majorEastAsia" w:hAnsiTheme="majorHAnsi"/>
-      <w:spacing w:val="-10"/>
-      <w:kern w:val="28"/>
       <w:sz w:val="56"/>
       <w:szCs w:val="56"/>
     </w:rPr>
@@ -2723,23 +2723,31 @@
   </w:style>
   <w:style w:customStyle="1" w:styleId="Author" w:type="paragraph">
     <w:name w:val="Author"/>
+    <w:basedOn w:val="Title"/>
     <w:next w:val="BodyText"/>
     <w:qFormat/>
     <w:pPr>
       <w:keepNext/>
       <w:keepLines/>
-      <w:jc w:val="center"/>
     </w:pPr>
+    <w:rPr>
+      <w:sz w:val="24"/>
+      <w:szCs w:val="24"/>
+    </w:rPr>
   </w:style>
   <w:style w:styleId="Date" w:type="paragraph">
     <w:name w:val="Date"/>
+    <w:basedOn w:val="Title"/>
     <w:next w:val="BodyText"/>
     <w:qFormat/>
     <w:pPr>
       <w:keepNext/>
       <w:keepLines/>
-      <w:jc w:val="center"/>
     </w:pPr>
+    <w:rPr>
+      <w:sz w:val="24"/>
+      <w:szCs w:val="24"/>
+    </w:rPr>
   </w:style>
   <w:style w:customStyle="1" w:styleId="AbstractTitle" w:type="paragraph">
     <w:name w:val="Abstract Title"/>
